--- a/design-note.docx
+++ b/design-note.docx
@@ -111,6 +111,39 @@
       </w:pPr>
       <w:r>
         <w:t xml:space="preserve">GitHub sends pagination info back in a Link header (the rel="next"/rel="last" kind of thing). I didn't want to reimplement pagination logic myself so I just parse that header with parse_link_header() and pass the page numbers back through in my own Link header. page and per_page are just passed straight through as query params to GitHub (capping per_page at 100 since that's GitHub's own max). So honestly there isn't a ton of "strategy" here, it's mostly just forwarding what GitHub already gives me.</w:t>
+      </w:r>
+    </w:p>
+    <w:p>
+      <w:pPr>
+        <w:pStyle w:val="Heading1"/>
+        <w:spacing w:after="120" w:before="240"/>
+      </w:pPr>
+      <w:r>
+        <w:t xml:space="preserve">Extra credit: extending conditional GET</w:t>
+      </w:r>
+    </w:p>
+    <w:p>
+      <w:pPr>
+        <w:spacing w:after="120"/>
+      </w:pPr>
+      <w:r>
+        <w:t xml:space="preserve">GET /issues already forwarded an ETag from GitHub and honored If-None-Match with a 304. For the extra-credit pass I extended the same pattern to GET /issues/{number}: GitHubClient.get_issue() now takes an optional if_none_match and returns (issue_or_None, etag, not_modified), mirroring list_issues' existing return shape. The route sets the ETag response header and returns a bare 304 when GitHub reports not-modified, exactly like the list route already did.</w:t>
+      </w:r>
+    </w:p>
+    <w:p>
+      <w:pPr>
+        <w:spacing w:after="120"/>
+      </w:pPr>
+      <w:r>
+        <w:t xml:space="preserve">I deliberately did not add ETag to GET /events. That endpoint has no upstream validator to forward - the ETag would have to be hand-generated (e.g. hashing the serialized response), which is a different mechanism with none of the rate-limit benefit that makes conditional GET worth doing against GitHub in the first place, and the event store's second-granularity timestamps would make a timestamp-based validator wrong for two events recorded in the same second. Two endpoints done the same, correct way seemed better than three with one hand-rolled.</w:t>
+      </w:r>
+    </w:p>
+    <w:p>
+      <w:pPr>
+        <w:spacing w:after="120"/>
+      </w:pPr>
+      <w:r>
+        <w:t xml:space="preserve">Also added for this pass: a GitHub Actions CI pipeline (lint, unit tests with a coverage gate, OpenAPI spec validation, and a Docker build + healthz smoke test on every push), unit tests for the SQLite dedupe store in store.py (previously untested), a test that checks openapi.yaml doesn't drift from the actual routes, and finished the docker-compose.yaml and devcontainer.json stubs.</w:t>
       </w:r>
     </w:p>
     <w:p>
